--- a/TestWord_1/F_ТИПОВИЙ ДОГОВІР ОНЛАЙН ГО УААСП.docx
+++ b/TestWord_1/F_ТИПОВИЙ ДОГОВІР ОНЛАЙН ГО УААСП.docx
@@ -42,11 +42,11 @@
       <w:sdt>
         <w:sdtPr>
           <w:rPr>
-            <w:sz w:val="20"/>
-            <w:szCs w:val="20"/>
+            <w:sz w:val="23"/>
+            <w:szCs w:val="23"/>
           </w:rPr>
-          <w:alias w:val="docDateC"/>
-          <w:tag w:val="docDateC"/>
+          <w:alias w:val="docNumberC"/>
+          <w:tag w:val="docNumberC"/>
           <w:id w:val="669992399"/>
           <w:placeholder>
             <w:docPart w:val="0424B9835BB64E67A0759502C19954DC"/>
@@ -55,17 +55,17 @@
           <w15:appearance w15:val="tags"/>
           <w:text/>
         </w:sdtPr>
+        <w:sdtEndPr/>
         <w:sdtContent>
           <w:r>
             <w:rPr>
               <w:rStyle w:val="aff1"/>
+              <w:lang w:val="uk-UA"/>
             </w:rPr>
             <w:t>Место для ввода текста.</w:t>
           </w:r>
         </w:sdtContent>
       </w:sdt>
-      <w:bookmarkStart w:id="0" w:name="_GoBack"/>
-      <w:bookmarkEnd w:id="0"/>
     </w:p>
     <w:p>
       <w:pPr>
@@ -84,6 +84,7 @@
     <w:p>
       <w:pPr>
         <w:spacing w:line="276" w:lineRule="auto"/>
+        <w:jc w:val="center"/>
         <w:rPr>
           <w:bCs w:val="0"/>
           <w:sz w:val="23"/>
@@ -109,15 +110,15 @@
         </w:rPr>
         <w:t xml:space="preserve"> </w:t>
       </w:r>
-      <w:bookmarkStart w:id="1" w:name="_Hlk3207954"/>
+      <w:bookmarkStart w:id="0" w:name="_Hlk3207954"/>
       <w:sdt>
         <w:sdtPr>
           <w:rPr>
-            <w:sz w:val="20"/>
-            <w:szCs w:val="20"/>
+            <w:sz w:val="23"/>
+            <w:szCs w:val="23"/>
           </w:rPr>
-          <w:alias w:val="docDateC"/>
-          <w:tag w:val="docDateC"/>
+          <w:alias w:val="docDate"/>
+          <w:tag w:val="docDate"/>
           <w:id w:val="-1392730580"/>
           <w:placeholder>
             <w:docPart w:val="916B826AEEF5484AB68BB47351BB8A40"/>
@@ -126,16 +127,18 @@
           <w15:appearance w15:val="tags"/>
           <w:text/>
         </w:sdtPr>
+        <w:sdtEndPr/>
         <w:sdtContent>
           <w:r>
             <w:rPr>
               <w:rStyle w:val="aff1"/>
+              <w:lang w:val="uk-UA"/>
             </w:rPr>
             <w:t>Место для ввода текста.</w:t>
           </w:r>
         </w:sdtContent>
       </w:sdt>
-      <w:bookmarkEnd w:id="1"/>
+      <w:bookmarkEnd w:id="0"/>
       <w:r>
         <w:rPr>
           <w:bCs w:val="0"/>
@@ -311,7 +314,7 @@
           <w:szCs w:val="22"/>
           <w:lang w:val="uk-UA" w:eastAsia="ru-RU"/>
         </w:rPr>
-        <w:t>Т</w:t>
+        <w:t>т</w:t>
       </w:r>
       <w:r>
         <w:rPr>
@@ -336,10 +339,9 @@
       <w:sdt>
         <w:sdtPr>
           <w:rPr>
-            <w:b w:val="0"/>
             <w:bCs w:val="0"/>
-            <w:sz w:val="22"/>
-            <w:szCs w:val="22"/>
+            <w:sz w:val="23"/>
+            <w:szCs w:val="23"/>
           </w:rPr>
           <w:alias w:val="fop"/>
           <w:tag w:val="fop"/>
@@ -351,6 +353,7 @@
           <w15:appearance w15:val="tags"/>
           <w:text/>
         </w:sdtPr>
+        <w:sdtEndPr/>
         <w:sdtContent>
           <w:r>
             <w:rPr>
@@ -368,8 +371,8 @@
         <w:sdtPr>
           <w:rPr>
             <w:bCs w:val="0"/>
-            <w:sz w:val="22"/>
-            <w:szCs w:val="22"/>
+            <w:sz w:val="23"/>
+            <w:szCs w:val="23"/>
           </w:rPr>
           <w:alias w:val="CstName"/>
           <w:tag w:val="CstName"/>
@@ -381,6 +384,7 @@
           <w15:appearance w15:val="tags"/>
           <w:text/>
         </w:sdtPr>
+        <w:sdtEndPr/>
         <w:sdtContent>
           <w:r>
             <w:rPr>
@@ -434,6 +438,13 @@
         <w:t>)</w:t>
       </w:r>
       <w:r>
+        <w:rPr>
+          <w:sz w:val="23"/>
+          <w:szCs w:val="23"/>
+        </w:rPr>
+        <w:t>,</w:t>
+      </w:r>
+      <w:r>
         <w:t xml:space="preserve"> </w:t>
       </w:r>
       <w:sdt>
@@ -441,8 +452,8 @@
           <w:rPr>
             <w:b w:val="0"/>
             <w:bCs w:val="0"/>
-            <w:sz w:val="22"/>
-            <w:szCs w:val="22"/>
+            <w:sz w:val="23"/>
+            <w:szCs w:val="23"/>
           </w:rPr>
           <w:alias w:val="vOsobi"/>
           <w:tag w:val="vOsobi"/>
@@ -454,6 +465,7 @@
           <w15:appearance w15:val="tags"/>
           <w:text/>
         </w:sdtPr>
+        <w:sdtEndPr/>
         <w:sdtContent>
           <w:r>
             <w:rPr>
@@ -468,8 +480,8 @@
         <w:sdtPr>
           <w:rPr>
             <w:bCs w:val="0"/>
-            <w:sz w:val="22"/>
-            <w:szCs w:val="22"/>
+            <w:sz w:val="23"/>
+            <w:szCs w:val="23"/>
           </w:rPr>
           <w:alias w:val="CstPerson"/>
           <w:tag w:val="CstPerson"/>
@@ -481,6 +493,7 @@
           <w15:appearance w15:val="tags"/>
           <w:text/>
         </w:sdtPr>
+        <w:sdtEndPr/>
         <w:sdtContent>
           <w:r>
             <w:rPr>
@@ -493,15 +506,15 @@
         </w:sdtContent>
       </w:sdt>
       <w:r>
-        <w:t xml:space="preserve">, </w:t>
+        <w:t xml:space="preserve"> </w:t>
       </w:r>
       <w:sdt>
         <w:sdtPr>
           <w:rPr>
             <w:b w:val="0"/>
             <w:bCs w:val="0"/>
-            <w:sz w:val="22"/>
-            <w:szCs w:val="22"/>
+            <w:sz w:val="23"/>
+            <w:szCs w:val="23"/>
           </w:rPr>
           <w:alias w:val="naPidstavi"/>
           <w:tag w:val="naPidstavi"/>
@@ -513,6 +526,7 @@
           <w15:appearance w15:val="tags"/>
           <w:text/>
         </w:sdtPr>
+        <w:sdtEndPr/>
         <w:sdtContent>
           <w:r>
             <w:rPr>
@@ -527,8 +541,8 @@
         <w:sdtPr>
           <w:rPr>
             <w:bCs w:val="0"/>
-            <w:sz w:val="22"/>
-            <w:szCs w:val="22"/>
+            <w:sz w:val="23"/>
+            <w:szCs w:val="23"/>
           </w:rPr>
           <w:alias w:val="CstPersonReason"/>
           <w:tag w:val="CstPersonReason"/>
@@ -540,6 +554,7 @@
           <w15:appearance w15:val="tags"/>
           <w:text/>
         </w:sdtPr>
+        <w:sdtEndPr/>
         <w:sdtContent>
           <w:r>
             <w:rPr>
@@ -553,13 +568,21 @@
       </w:sdt>
       <w:r>
         <w:rPr>
+          <w:bCs w:val="0"/>
+          <w:sz w:val="23"/>
+          <w:szCs w:val="23"/>
+        </w:rPr>
+        <w:t xml:space="preserve"> </w:t>
+      </w:r>
+      <w:r>
+        <w:rPr>
           <w:b w:val="0"/>
           <w:bCs w:val="0"/>
           <w:sz w:val="22"/>
           <w:szCs w:val="22"/>
           <w:lang w:val="uk-UA" w:eastAsia="ru-RU"/>
         </w:rPr>
-        <w:t xml:space="preserve">, з іншої сторони, що при подальшому згадуванні разом іменуються </w:t>
+        <w:t xml:space="preserve">з іншої сторони, що при подальшому згадуванні разом іменуються </w:t>
       </w:r>
       <w:proofErr w:type="gramStart"/>
       <w:r>
@@ -3788,6 +3811,7 @@
         </w:rPr>
         <w:t>, способами, передбаченими п. 2.1. даного Договору становить:</w:t>
       </w:r>
+      <w:bookmarkStart w:id="1" w:name="_Hlk3207123"/>
       <w:r>
         <w:rPr>
           <w:sz w:val="23"/>
@@ -3796,7 +3820,6 @@
         </w:rPr>
         <w:t xml:space="preserve"> </w:t>
       </w:r>
-      <w:bookmarkStart w:id="2" w:name="_Hlk3207123"/>
       <w:sdt>
         <w:sdtPr>
           <w:rPr>
@@ -3814,6 +3837,7 @@
           <w15:appearance w15:val="tags"/>
           <w:text/>
         </w:sdtPr>
+        <w:sdtEndPr/>
         <w:sdtContent>
           <w:r>
             <w:rPr>
@@ -3825,14 +3849,11 @@
         </w:sdtContent>
       </w:sdt>
       <w:r>
-        <w:t xml:space="preserve"> </w:t>
-      </w:r>
-      <w:r>
-        <w:rPr>
-          <w:sz w:val="20"/>
-          <w:szCs w:val="20"/>
-        </w:rPr>
-        <w:t>(</w:t>
+        <w:rPr>
+          <w:sz w:val="23"/>
+          <w:szCs w:val="23"/>
+        </w:rPr>
+        <w:t xml:space="preserve"> (</w:t>
       </w:r>
       <w:sdt>
         <w:sdtPr>
@@ -3850,6 +3871,7 @@
           <w15:appearance w15:val="tags"/>
           <w:text/>
         </w:sdtPr>
+        <w:sdtEndPr/>
         <w:sdtContent>
           <w:r>
             <w:rPr>
@@ -3860,21 +3882,36 @@
           </w:r>
         </w:sdtContent>
       </w:sdt>
-      <w:bookmarkEnd w:id="2"/>
+      <w:bookmarkEnd w:id="1"/>
+      <w:r>
+        <w:rPr>
+          <w:sz w:val="23"/>
+          <w:szCs w:val="23"/>
+        </w:rPr>
+        <w:t>)</w:t>
+      </w:r>
       <w:r>
         <w:rPr>
           <w:sz w:val="20"/>
           <w:szCs w:val="20"/>
         </w:rPr>
-        <w:t>)</w:t>
-      </w:r>
-      <w:r>
-        <w:rPr>
-          <w:sz w:val="23"/>
-          <w:szCs w:val="23"/>
-          <w:lang w:val="uk-UA"/>
-        </w:rPr>
-        <w:t xml:space="preserve">відсотків від </w:t>
+        <w:t xml:space="preserve"> </w:t>
+      </w:r>
+      <w:r>
+        <w:rPr>
+          <w:b/>
+          <w:sz w:val="23"/>
+          <w:szCs w:val="23"/>
+        </w:rPr>
+        <w:t>%</w:t>
+      </w:r>
+      <w:r>
+        <w:rPr>
+          <w:sz w:val="23"/>
+          <w:szCs w:val="23"/>
+          <w:lang w:val="uk-UA"/>
+        </w:rPr>
+        <w:t xml:space="preserve"> від </w:t>
       </w:r>
       <w:r>
         <w:rPr>
@@ -3915,7 +3952,7 @@
         </w:rPr>
         <w:t xml:space="preserve"> </w:t>
       </w:r>
-      <w:bookmarkStart w:id="3" w:name="_Hlk3207175"/>
+      <w:bookmarkStart w:id="2" w:name="_Hlk3207175"/>
       <w:sdt>
         <w:sdtPr>
           <w:rPr>
@@ -3934,6 +3971,7 @@
           <w15:appearance w15:val="tags"/>
           <w:text/>
         </w:sdtPr>
+        <w:sdtEndPr/>
         <w:sdtContent>
           <w:r>
             <w:rPr>
@@ -3951,7 +3989,15 @@
           <w:sz w:val="20"/>
           <w:szCs w:val="20"/>
         </w:rPr>
-        <w:t xml:space="preserve"> (</w:t>
+        <w:t xml:space="preserve"> </w:t>
+      </w:r>
+      <w:r>
+        <w:rPr>
+          <w:bCs/>
+          <w:sz w:val="23"/>
+          <w:szCs w:val="23"/>
+        </w:rPr>
+        <w:t>(</w:t>
       </w:r>
       <w:sdt>
         <w:sdtPr>
@@ -3970,6 +4016,7 @@
           <w15:appearance w15:val="tags"/>
           <w:text/>
         </w:sdtPr>
+        <w:sdtEndPr/>
         <w:sdtContent>
           <w:r>
             <w:rPr>
@@ -3982,12 +4029,29 @@
       </w:sdt>
       <w:r>
         <w:rPr>
+          <w:bCs/>
+          <w:sz w:val="23"/>
+          <w:szCs w:val="23"/>
+        </w:rPr>
+        <w:t xml:space="preserve">) </w:t>
+      </w:r>
+      <w:r>
+        <w:rPr>
+          <w:b/>
+          <w:bCs/>
+          <w:sz w:val="23"/>
+          <w:szCs w:val="23"/>
+        </w:rPr>
+        <w:t>грн.</w:t>
+      </w:r>
+      <w:r>
+        <w:rPr>
           <w:b/>
           <w:bCs/>
           <w:sz w:val="20"/>
           <w:szCs w:val="20"/>
         </w:rPr>
-        <w:t xml:space="preserve">) грн. </w:t>
+        <w:t xml:space="preserve"> </w:t>
       </w:r>
       <w:sdt>
         <w:sdtPr>
@@ -4007,6 +4071,7 @@
           <w15:appearance w15:val="tags"/>
           <w:text/>
         </w:sdtPr>
+        <w:sdtEndPr/>
         <w:sdtContent>
           <w:r>
             <w:rPr>
@@ -4024,71 +4089,94 @@
           <w:sz w:val="20"/>
           <w:szCs w:val="20"/>
         </w:rPr>
-        <w:t xml:space="preserve"> коп.</w:t>
-      </w:r>
-      <w:bookmarkEnd w:id="3"/>
+        <w:t xml:space="preserve"> </w:t>
+      </w:r>
+      <w:r>
+        <w:rPr>
+          <w:b/>
+          <w:bCs/>
+          <w:sz w:val="23"/>
+          <w:szCs w:val="23"/>
+        </w:rPr>
+        <w:t>коп.</w:t>
+      </w:r>
+      <w:bookmarkEnd w:id="2"/>
       <w:r>
         <w:rPr>
           <w:sz w:val="20"/>
           <w:szCs w:val="20"/>
         </w:rPr>
-        <w:t xml:space="preserve"> (</w:t>
+        <w:t xml:space="preserve"> </w:t>
+      </w:r>
+      <w:r>
+        <w:rPr>
+          <w:sz w:val="23"/>
+          <w:szCs w:val="23"/>
+        </w:rPr>
+        <w:t>(</w:t>
       </w:r>
       <w:proofErr w:type="spellStart"/>
+      <w:r>
+        <w:rPr>
+          <w:sz w:val="23"/>
+          <w:szCs w:val="23"/>
+        </w:rPr>
+        <w:t>далі</w:t>
+      </w:r>
+      <w:proofErr w:type="spellEnd"/>
+      <w:r>
+        <w:rPr>
+          <w:sz w:val="23"/>
+          <w:szCs w:val="23"/>
+        </w:rPr>
+        <w:t xml:space="preserve"> – </w:t>
+      </w:r>
+      <w:proofErr w:type="spellStart"/>
+      <w:r>
+        <w:rPr>
+          <w:sz w:val="23"/>
+          <w:szCs w:val="23"/>
+        </w:rPr>
+        <w:t>мінімальний</w:t>
+      </w:r>
+      <w:proofErr w:type="spellEnd"/>
+      <w:r>
+        <w:rPr>
+          <w:sz w:val="23"/>
+          <w:szCs w:val="23"/>
+        </w:rPr>
+        <w:t xml:space="preserve"> </w:t>
+      </w:r>
+      <w:proofErr w:type="spellStart"/>
+      <w:r>
+        <w:rPr>
+          <w:sz w:val="23"/>
+          <w:szCs w:val="23"/>
+        </w:rPr>
+        <w:t>платіж</w:t>
+      </w:r>
+      <w:proofErr w:type="spellEnd"/>
+      <w:r>
+        <w:rPr>
+          <w:sz w:val="23"/>
+          <w:szCs w:val="23"/>
+        </w:rPr>
+        <w:t>)</w:t>
+      </w:r>
+      <w:bookmarkStart w:id="3" w:name="_Hlk3207388"/>
       <w:r>
         <w:rPr>
           <w:sz w:val="20"/>
           <w:szCs w:val="20"/>
         </w:rPr>
-        <w:t>далі</w:t>
-      </w:r>
-      <w:proofErr w:type="spellEnd"/>
-      <w:r>
-        <w:rPr>
-          <w:sz w:val="20"/>
-          <w:szCs w:val="20"/>
-        </w:rPr>
-        <w:t xml:space="preserve"> – </w:t>
-      </w:r>
-      <w:proofErr w:type="spellStart"/>
-      <w:r>
-        <w:rPr>
-          <w:sz w:val="20"/>
-          <w:szCs w:val="20"/>
-        </w:rPr>
-        <w:t>мінімальний</w:t>
-      </w:r>
-      <w:proofErr w:type="spellEnd"/>
-      <w:r>
-        <w:rPr>
-          <w:sz w:val="20"/>
-          <w:szCs w:val="20"/>
-        </w:rPr>
         <w:t xml:space="preserve"> </w:t>
       </w:r>
-      <w:proofErr w:type="spellStart"/>
-      <w:r>
-        <w:rPr>
-          <w:sz w:val="20"/>
-          <w:szCs w:val="20"/>
-        </w:rPr>
-        <w:t>платіж</w:t>
-      </w:r>
-      <w:proofErr w:type="spellEnd"/>
-      <w:r>
-        <w:rPr>
-          <w:sz w:val="20"/>
-          <w:szCs w:val="20"/>
-        </w:rPr>
-        <w:t xml:space="preserve">) </w:t>
-      </w:r>
-      <w:bookmarkStart w:id="4" w:name="_Hlk3207388"/>
       <w:sdt>
         <w:sdtPr>
           <w:rPr>
             <w:b/>
-            <w:sz w:val="20"/>
-            <w:szCs w:val="20"/>
+            <w:sz w:val="23"/>
+            <w:szCs w:val="23"/>
           </w:rPr>
           <w:alias w:val="rltPayPeriod"/>
           <w:tag w:val="rltPayPeriod"/>
@@ -4100,18 +4188,18 @@
           <w15:appearance w15:val="tags"/>
           <w:text/>
         </w:sdtPr>
+        <w:sdtEndPr/>
         <w:sdtContent>
           <w:r>
             <w:rPr>
               <w:rStyle w:val="aff1"/>
-              <w:sz w:val="23"/>
-              <w:szCs w:val="23"/>
+              <w:lang w:val="uk-UA"/>
             </w:rPr>
             <w:t>Место для ввода текста.</w:t>
           </w:r>
         </w:sdtContent>
       </w:sdt>
-      <w:bookmarkEnd w:id="4"/>
+      <w:bookmarkEnd w:id="3"/>
       <w:r>
         <w:rPr>
           <w:sz w:val="23"/>
@@ -4138,7 +4226,17 @@
           <w:szCs w:val="23"/>
           <w:lang w:val="uk-UA"/>
         </w:rPr>
-        <w:t xml:space="preserve">Визначена Сторонами сума авторської винагороди в п. 2.4. Договору не залежить від тривалості та кількості використання </w:t>
+        <w:t>Визначена Сторонами сума авторської винагороди в п. 2.4. Догов</w:t>
+      </w:r>
+      <w:bookmarkStart w:id="4" w:name="_GoBack"/>
+      <w:bookmarkEnd w:id="4"/>
+      <w:r>
+        <w:rPr>
+          <w:sz w:val="23"/>
+          <w:szCs w:val="23"/>
+          <w:lang w:val="uk-UA"/>
+        </w:rPr>
+        <w:t xml:space="preserve">ору не залежить від тривалості та кількості використання </w:t>
       </w:r>
       <w:r>
         <w:rPr>
@@ -4302,8 +4400,8 @@
           <w:rPr>
             <w:b/>
             <w:color w:val="000000"/>
-            <w:sz w:val="20"/>
-            <w:szCs w:val="20"/>
+            <w:sz w:val="23"/>
+            <w:szCs w:val="23"/>
           </w:rPr>
           <w:alias w:val="rltPayPeriod2"/>
           <w:tag w:val="rltPayPeriod2"/>
@@ -4315,12 +4413,11 @@
           <w15:appearance w15:val="tags"/>
           <w:text/>
         </w:sdtPr>
+        <w:sdtEndPr/>
         <w:sdtContent>
           <w:r>
             <w:rPr>
               <w:rStyle w:val="aff1"/>
-              <w:sz w:val="23"/>
-              <w:szCs w:val="23"/>
             </w:rPr>
             <w:t>Место для ввода текста.</w:t>
           </w:r>
@@ -6810,11 +6907,11 @@
         <w:sdtPr>
           <w:rPr>
             <w:b/>
-            <w:sz w:val="20"/>
-            <w:szCs w:val="20"/>
+            <w:sz w:val="23"/>
+            <w:szCs w:val="23"/>
           </w:rPr>
-          <w:alias w:val="docDateEndC"/>
-          <w:tag w:val="docDateEndC"/>
+          <w:alias w:val="docDateEnd"/>
+          <w:tag w:val="docDateEnd"/>
           <w:id w:val="1553884469"/>
           <w:placeholder>
             <w:docPart w:val="C6734CD6E79E45C79AC149B446CDD02C"/>
@@ -6823,6 +6920,7 @@
           <w15:appearance w15:val="tags"/>
           <w:text/>
         </w:sdtPr>
+        <w:sdtEndPr/>
         <w:sdtContent>
           <w:r>
             <w:rPr>
@@ -6835,21 +6933,31 @@
       <w:bookmarkEnd w:id="6"/>
       <w:r>
         <w:rPr>
+          <w:b/>
+          <w:sz w:val="23"/>
+          <w:szCs w:val="23"/>
+        </w:rPr>
+        <w:t xml:space="preserve"> </w:t>
+      </w:r>
+      <w:r>
+        <w:rPr>
+          <w:b/>
           <w:bCs/>
           <w:sz w:val="23"/>
           <w:szCs w:val="23"/>
           <w:lang w:val="uk-UA"/>
         </w:rPr>
-        <w:t xml:space="preserve"> </w:t>
-      </w:r>
-      <w:r>
-        <w:rPr>
+        <w:t>р</w:t>
+      </w:r>
+      <w:r>
+        <w:rPr>
+          <w:b/>
           <w:bCs/>
           <w:sz w:val="23"/>
           <w:szCs w:val="23"/>
           <w:lang w:val="uk-UA"/>
         </w:rPr>
-        <w:t>року</w:t>
+        <w:t>оку</w:t>
       </w:r>
       <w:r>
         <w:rPr>
@@ -9167,8 +9275,8 @@
               <w:sdtPr>
                 <w:rPr>
                   <w:bCs w:val="0"/>
-                  <w:sz w:val="16"/>
-                  <w:szCs w:val="16"/>
+                  <w:sz w:val="18"/>
+                  <w:szCs w:val="18"/>
                   <w:lang w:val="uk-UA"/>
                 </w:rPr>
                 <w:alias w:val="CstName"/>
@@ -9181,6 +9289,7 @@
                 <w15:appearance w15:val="tags"/>
                 <w:text/>
               </w:sdtPr>
+              <w:sdtEndPr/>
               <w:sdtContent>
                 <w:r>
                   <w:rPr>
@@ -9221,18 +9330,26 @@
             </w:pPr>
             <w:r>
               <w:rPr>
+                <w:sz w:val="18"/>
+                <w:szCs w:val="18"/>
+                <w:lang w:val="uk-UA"/>
+              </w:rPr>
+              <w:t>Юридична адреса:</w:t>
+            </w:r>
+            <w:r>
+              <w:rPr>
                 <w:sz w:val="16"/>
                 <w:szCs w:val="16"/>
                 <w:lang w:val="uk-UA"/>
               </w:rPr>
-              <w:t xml:space="preserve">Юридична адреса: </w:t>
+              <w:t xml:space="preserve"> </w:t>
             </w:r>
             <w:sdt>
               <w:sdtPr>
                 <w:rPr>
                   <w:b w:val="0"/>
-                  <w:sz w:val="16"/>
-                  <w:szCs w:val="16"/>
+                  <w:sz w:val="18"/>
+                  <w:szCs w:val="18"/>
                   <w:lang w:val="uk-UA"/>
                 </w:rPr>
                 <w:alias w:val="CstLegalAddress"/>
@@ -9245,6 +9362,7 @@
                 <w15:appearance w15:val="tags"/>
                 <w:text/>
               </w:sdtPr>
+              <w:sdtEndPr/>
               <w:sdtContent>
                 <w:r>
                   <w:rPr>
@@ -9267,18 +9385,26 @@
             </w:pPr>
             <w:r>
               <w:rPr>
+                <w:sz w:val="18"/>
+                <w:szCs w:val="18"/>
+                <w:lang w:val="uk-UA"/>
+              </w:rPr>
+              <w:t>Фактична адреса:</w:t>
+            </w:r>
+            <w:r>
+              <w:rPr>
                 <w:sz w:val="16"/>
                 <w:szCs w:val="16"/>
                 <w:lang w:val="uk-UA"/>
               </w:rPr>
-              <w:t xml:space="preserve">Фактична адреса: </w:t>
+              <w:t xml:space="preserve"> </w:t>
             </w:r>
             <w:sdt>
               <w:sdtPr>
                 <w:rPr>
                   <w:b w:val="0"/>
-                  <w:sz w:val="16"/>
-                  <w:szCs w:val="16"/>
+                  <w:sz w:val="18"/>
+                  <w:szCs w:val="18"/>
                   <w:lang w:val="uk-UA"/>
                 </w:rPr>
                 <w:alias w:val="CstResidentialAddress"/>
@@ -9291,6 +9417,7 @@
                 <w15:appearance w15:val="tags"/>
                 <w:text/>
               </w:sdtPr>
+              <w:sdtEndPr/>
               <w:sdtContent>
                 <w:r>
                   <w:rPr>
@@ -9313,19 +9440,27 @@
             </w:pPr>
             <w:r>
               <w:rPr>
+                <w:sz w:val="18"/>
+                <w:szCs w:val="18"/>
+                <w:lang w:val="uk-UA"/>
+              </w:rPr>
+              <w:t>Адреса для листування:</w:t>
+            </w:r>
+            <w:r>
+              <w:rPr>
                 <w:sz w:val="16"/>
                 <w:szCs w:val="16"/>
                 <w:lang w:val="uk-UA"/>
               </w:rPr>
-              <w:t xml:space="preserve">Адреса для листування: </w:t>
+              <w:t xml:space="preserve"> </w:t>
             </w:r>
             <w:sdt>
               <w:sdtPr>
                 <w:rPr>
                   <w:b w:val="0"/>
                   <w:bCs w:val="0"/>
-                  <w:sz w:val="16"/>
-                  <w:szCs w:val="16"/>
+                  <w:sz w:val="18"/>
+                  <w:szCs w:val="18"/>
                   <w:lang w:val="uk-UA"/>
                 </w:rPr>
                 <w:alias w:val="CstCorrespAddress"/>
@@ -9338,6 +9473,7 @@
                 <w15:appearance w15:val="tags"/>
                 <w:text/>
               </w:sdtPr>
+              <w:sdtEndPr/>
               <w:sdtContent>
                 <w:r>
                   <w:rPr>
@@ -9361,8 +9497,8 @@
             <w:proofErr w:type="spellStart"/>
             <w:r>
               <w:rPr>
-                <w:sz w:val="16"/>
-                <w:szCs w:val="16"/>
+                <w:sz w:val="18"/>
+                <w:szCs w:val="18"/>
                 <w:lang w:val="uk-UA"/>
               </w:rPr>
               <w:t>Тел</w:t>
@@ -9370,18 +9506,26 @@
             <w:proofErr w:type="spellEnd"/>
             <w:r>
               <w:rPr>
+                <w:sz w:val="18"/>
+                <w:szCs w:val="18"/>
+                <w:lang w:val="uk-UA"/>
+              </w:rPr>
+              <w:t>.:</w:t>
+            </w:r>
+            <w:r>
+              <w:rPr>
                 <w:sz w:val="16"/>
                 <w:szCs w:val="16"/>
                 <w:lang w:val="uk-UA"/>
               </w:rPr>
-              <w:t xml:space="preserve">.: </w:t>
+              <w:t xml:space="preserve"> </w:t>
             </w:r>
             <w:sdt>
               <w:sdtPr>
                 <w:rPr>
                   <w:b w:val="0"/>
-                  <w:sz w:val="16"/>
-                  <w:szCs w:val="16"/>
+                  <w:sz w:val="18"/>
+                  <w:szCs w:val="18"/>
                   <w:lang w:val="uk-UA"/>
                 </w:rPr>
                 <w:alias w:val="CstPhone"/>
@@ -9394,6 +9538,7 @@
                 <w15:appearance w15:val="tags"/>
                 <w:text/>
               </w:sdtPr>
+              <w:sdtEndPr/>
               <w:sdtContent>
                 <w:r>
                   <w:rPr>
@@ -9416,11 +9561,27 @@
             </w:pPr>
             <w:r>
               <w:rPr>
+                <w:sz w:val="18"/>
+                <w:szCs w:val="18"/>
+                <w:lang w:val="uk-UA"/>
+              </w:rPr>
+              <w:t>факс:</w:t>
+            </w:r>
+            <w:r>
+              <w:rPr>
                 <w:sz w:val="16"/>
                 <w:szCs w:val="16"/>
                 <w:lang w:val="uk-UA"/>
               </w:rPr>
-              <w:t>факс:_____________________________</w:t>
+              <w:t xml:space="preserve"> </w:t>
+            </w:r>
+            <w:r>
+              <w:rPr>
+                <w:sz w:val="16"/>
+                <w:szCs w:val="16"/>
+                <w:lang w:val="uk-UA"/>
+              </w:rPr>
+              <w:t>_____________________________</w:t>
             </w:r>
           </w:p>
           <w:p>
@@ -9435,19 +9596,27 @@
             </w:pPr>
             <w:r>
               <w:rPr>
+                <w:sz w:val="18"/>
+                <w:szCs w:val="18"/>
+                <w:lang w:val="uk-UA"/>
+              </w:rPr>
+              <w:t>Код ЄДРПОУ:</w:t>
+            </w:r>
+            <w:r>
+              <w:rPr>
                 <w:sz w:val="16"/>
                 <w:szCs w:val="16"/>
                 <w:lang w:val="uk-UA"/>
               </w:rPr>
-              <w:t xml:space="preserve">Код ЄДРПОУ: </w:t>
+              <w:t xml:space="preserve"> </w:t>
             </w:r>
             <w:sdt>
               <w:sdtPr>
                 <w:rPr>
                   <w:b w:val="0"/>
                   <w:bCs w:val="0"/>
-                  <w:sz w:val="16"/>
-                  <w:szCs w:val="16"/>
+                  <w:sz w:val="18"/>
+                  <w:szCs w:val="18"/>
                   <w:lang w:val="uk-UA"/>
                 </w:rPr>
                 <w:alias w:val="CstEDRPOU"/>
@@ -9460,6 +9629,7 @@
                 <w15:appearance w15:val="tags"/>
                 <w:text/>
               </w:sdtPr>
+              <w:sdtEndPr/>
               <w:sdtContent>
                 <w:r>
                   <w:rPr>
@@ -9482,19 +9652,35 @@
             </w:pPr>
             <w:r>
               <w:rPr>
+                <w:sz w:val="18"/>
+                <w:szCs w:val="18"/>
+                <w:lang w:val="uk-UA"/>
+              </w:rPr>
+              <w:t>Банк</w:t>
+            </w:r>
+            <w:r>
+              <w:rPr>
+                <w:sz w:val="18"/>
+                <w:szCs w:val="18"/>
+                <w:lang w:val="uk-UA"/>
+              </w:rPr>
+              <w:t>:</w:t>
+            </w:r>
+            <w:r>
+              <w:rPr>
                 <w:sz w:val="16"/>
                 <w:szCs w:val="16"/>
                 <w:lang w:val="uk-UA"/>
               </w:rPr>
-              <w:t xml:space="preserve">Банк </w:t>
+              <w:t xml:space="preserve"> </w:t>
             </w:r>
             <w:sdt>
               <w:sdtPr>
                 <w:rPr>
                   <w:b w:val="0"/>
                   <w:bCs w:val="0"/>
-                  <w:sz w:val="16"/>
-                  <w:szCs w:val="16"/>
+                  <w:sz w:val="18"/>
+                  <w:szCs w:val="18"/>
                   <w:lang w:val="uk-UA"/>
                 </w:rPr>
                 <w:alias w:val="CstBankName"/>
@@ -9507,6 +9693,7 @@
                 <w15:appearance w15:val="tags"/>
                 <w:text/>
               </w:sdtPr>
+              <w:sdtEndPr/>
               <w:sdtContent>
                 <w:r>
                   <w:rPr>
@@ -9529,19 +9716,27 @@
             </w:pPr>
             <w:r>
               <w:rPr>
+                <w:sz w:val="18"/>
+                <w:szCs w:val="18"/>
+                <w:lang w:val="uk-UA"/>
+              </w:rPr>
+              <w:t>МФО:</w:t>
+            </w:r>
+            <w:r>
+              <w:rPr>
                 <w:sz w:val="16"/>
                 <w:szCs w:val="16"/>
                 <w:lang w:val="uk-UA"/>
               </w:rPr>
-              <w:t xml:space="preserve">МФО: </w:t>
+              <w:t xml:space="preserve"> </w:t>
             </w:r>
             <w:sdt>
               <w:sdtPr>
                 <w:rPr>
                   <w:b w:val="0"/>
                   <w:bCs w:val="0"/>
-                  <w:sz w:val="16"/>
-                  <w:szCs w:val="16"/>
+                  <w:sz w:val="18"/>
+                  <w:szCs w:val="18"/>
                   <w:lang w:val="uk-UA"/>
                 </w:rPr>
                 <w:alias w:val="CstBankMFO"/>
@@ -9554,6 +9749,7 @@
                 <w15:appearance w15:val="tags"/>
                 <w:text/>
               </w:sdtPr>
+              <w:sdtEndPr/>
               <w:sdtContent>
                 <w:r>
                   <w:rPr>
@@ -9576,19 +9772,27 @@
             </w:pPr>
             <w:r>
               <w:rPr>
+                <w:sz w:val="18"/>
+                <w:szCs w:val="18"/>
+                <w:lang w:val="uk-UA"/>
+              </w:rPr>
+              <w:t>р/р</w:t>
+            </w:r>
+            <w:r>
+              <w:rPr>
                 <w:sz w:val="16"/>
                 <w:szCs w:val="16"/>
                 <w:lang w:val="uk-UA"/>
               </w:rPr>
-              <w:t xml:space="preserve">р/р </w:t>
+              <w:t xml:space="preserve"> </w:t>
             </w:r>
             <w:sdt>
               <w:sdtPr>
                 <w:rPr>
                   <w:b w:val="0"/>
                   <w:bCs w:val="0"/>
-                  <w:sz w:val="16"/>
-                  <w:szCs w:val="16"/>
+                  <w:sz w:val="18"/>
+                  <w:szCs w:val="18"/>
                   <w:lang w:val="uk-UA"/>
                 </w:rPr>
                 <w:alias w:val="CstAcc"/>
@@ -9601,6 +9805,7 @@
                 <w15:appearance w15:val="tags"/>
                 <w:text/>
               </w:sdtPr>
+              <w:sdtEndPr/>
               <w:sdtContent>
                 <w:r>
                   <w:rPr>
@@ -9623,35 +9828,101 @@
             </w:pPr>
             <w:r>
               <w:rPr>
+                <w:sz w:val="18"/>
+                <w:szCs w:val="18"/>
+                <w:lang w:val="uk-UA"/>
+              </w:rPr>
+              <w:t>Свідоцтво №</w:t>
+            </w:r>
+            <w:r>
+              <w:rPr>
                 <w:sz w:val="16"/>
                 <w:szCs w:val="16"/>
                 <w:lang w:val="uk-UA"/>
               </w:rPr>
-              <w:t xml:space="preserve">Свідоцтво № </w:t>
+              <w:t xml:space="preserve"> </w:t>
             </w:r>
             <w:sdt>
               <w:sdtPr>
                 <w:rPr>
                   <w:b w:val="0"/>
                   <w:bCs w:val="0"/>
-                  <w:sz w:val="16"/>
-                  <w:szCs w:val="16"/>
+                  <w:sz w:val="18"/>
+                  <w:szCs w:val="18"/>
                   <w:lang w:val="uk-UA"/>
                 </w:rPr>
-                <w:alias w:val="CstAcc"/>
-                <w:tag w:val="CstAcc"/>
-                <w:id w:val="1575388416"/>
+                <w:alias w:val="CstRegNumber"/>
+                <w:tag w:val="CstRegNumber"/>
+                <w:id w:val="-1794891208"/>
                 <w:placeholder>
-                  <w:docPart w:val="2F34A61621D7435B9032E09D9F7E08B7"/>
+                  <w:docPart w:val="927CE4C2885844A3AA85030814A7F81D"/>
                 </w:placeholder>
                 <w:showingPlcHdr/>
                 <w15:appearance w15:val="tags"/>
                 <w:text/>
               </w:sdtPr>
+              <w:sdtEndPr/>
               <w:sdtContent>
                 <w:r>
                   <w:rPr>
                     <w:rStyle w:val="aff1"/>
+                    <w:lang w:val="uk-UA"/>
+                  </w:rPr>
+                  <w:t>Место для ввода текста.</w:t>
+                </w:r>
+              </w:sdtContent>
+            </w:sdt>
+            <w:r>
+              <w:rPr>
+                <w:b w:val="0"/>
+                <w:sz w:val="18"/>
+                <w:szCs w:val="18"/>
+                <w:lang w:val="uk-UA"/>
+              </w:rPr>
+              <w:t xml:space="preserve"> </w:t>
+            </w:r>
+            <w:r>
+              <w:rPr>
+                <w:b w:val="0"/>
+                <w:sz w:val="18"/>
+                <w:szCs w:val="18"/>
+                <w:lang w:val="uk-UA"/>
+              </w:rPr>
+              <w:t>від</w:t>
+            </w:r>
+            <w:r>
+              <w:rPr>
+                <w:b w:val="0"/>
+                <w:sz w:val="16"/>
+                <w:szCs w:val="16"/>
+                <w:lang w:val="uk-UA"/>
+              </w:rPr>
+              <w:t xml:space="preserve"> </w:t>
+            </w:r>
+            <w:sdt>
+              <w:sdtPr>
+                <w:rPr>
+                  <w:b w:val="0"/>
+                  <w:sz w:val="18"/>
+                  <w:szCs w:val="18"/>
+                  <w:lang w:val="uk-UA"/>
+                </w:rPr>
+                <w:alias w:val="CstRegData"/>
+                <w:tag w:val="CstRegData"/>
+                <w:id w:val="1267500302"/>
+                <w:placeholder>
+                  <w:docPart w:val="927CE4C2885844A3AA85030814A7F81D"/>
+                </w:placeholder>
+                <w:showingPlcHdr/>
+                <w15:appearance w15:val="tags"/>
+                <w:text/>
+              </w:sdtPr>
+              <w:sdtEndPr/>
+              <w:sdtContent>
+                <w:r>
+                  <w:rPr>
+                    <w:rStyle w:val="aff1"/>
+                    <w:lang w:val="uk-UA"/>
                   </w:rPr>
                   <w:t>Место для ввода текста.</w:t>
                 </w:r>
@@ -9663,91 +9934,17 @@
                 <w:szCs w:val="16"/>
                 <w:lang w:val="uk-UA"/>
               </w:rPr>
-              <w:t xml:space="preserve"> від </w:t>
+              <w:t xml:space="preserve"> </w:t>
             </w:r>
-            <w:sdt>
-              <w:sdtPr>
-                <w:rPr>
-                  <w:b w:val="0"/>
-                  <w:bCs w:val="0"/>
-                  <w:sz w:val="16"/>
-                  <w:szCs w:val="16"/>
-                  <w:lang w:val="uk-UA"/>
-                </w:rPr>
-                <w:alias w:val="CstAcc"/>
-                <w:tag w:val="CstAcc"/>
-                <w:id w:val="1488436807"/>
-                <w:placeholder>
-                  <w:docPart w:val="F6BEA524F5A341EC89A5DE5B936BC5A6"/>
-                </w:placeholder>
-                <w:showingPlcHdr/>
-                <w15:appearance w15:val="tags"/>
-                <w:text/>
-              </w:sdtPr>
-              <w:sdtContent>
-                <w:r>
-                  <w:rPr>
-                    <w:rStyle w:val="aff1"/>
-                  </w:rPr>
-                  <w:t>Место для ввода текста.</w:t>
-                </w:r>
-              </w:sdtContent>
-            </w:sdt>
             <w:r>
               <w:rPr>
-                <w:sz w:val="16"/>
-                <w:szCs w:val="16"/>
+                <w:b w:val="0"/>
+                <w:sz w:val="18"/>
+                <w:szCs w:val="18"/>
                 <w:lang w:val="uk-UA"/>
               </w:rPr>
-              <w:t xml:space="preserve"> р.</w:t>
+              <w:t>р.</w:t>
             </w:r>
-          </w:p>
-          <w:p>
-            <w:pPr>
-              <w:ind w:right="-108"/>
-              <w:rPr>
-                <w:b w:val="0"/>
-                <w:sz w:val="16"/>
-                <w:szCs w:val="16"/>
-                <w:lang w:val="uk-UA"/>
-              </w:rPr>
-            </w:pPr>
-            <w:r>
-              <w:rPr>
-                <w:sz w:val="16"/>
-                <w:szCs w:val="16"/>
-                <w:lang w:val="uk-UA"/>
-              </w:rPr>
-              <w:t xml:space="preserve">Індивідуальний податковий № </w:t>
-            </w:r>
-            <w:sdt>
-              <w:sdtPr>
-                <w:rPr>
-                  <w:b w:val="0"/>
-                  <w:bCs w:val="0"/>
-                  <w:sz w:val="16"/>
-                  <w:szCs w:val="16"/>
-                  <w:lang w:val="uk-UA"/>
-                </w:rPr>
-                <w:alias w:val="CstVAT"/>
-                <w:tag w:val="CstVAT"/>
-                <w:id w:val="1483039334"/>
-                <w:placeholder>
-                  <w:docPart w:val="061922EF1D714C3FA7D84D255B1E9D86"/>
-                </w:placeholder>
-                <w:showingPlcHdr/>
-                <w15:appearance w15:val="tags"/>
-                <w:text/>
-              </w:sdtPr>
-              <w:sdtContent>
-                <w:r>
-                  <w:rPr>
-                    <w:rStyle w:val="aff1"/>
-                  </w:rPr>
-                  <w:t>Место для ввода текста.</w:t>
-                </w:r>
-              </w:sdtContent>
-            </w:sdt>
           </w:p>
           <w:p>
             <w:pPr>
@@ -9760,8 +9957,8 @@
             </w:pPr>
             <w:r>
               <w:rPr>
-                <w:sz w:val="16"/>
-                <w:szCs w:val="16"/>
+                <w:sz w:val="18"/>
+                <w:szCs w:val="18"/>
                 <w:lang w:val="uk-UA"/>
               </w:rPr>
               <w:t>Є платником</w:t>
@@ -9778,20 +9975,21 @@
                 <w:rPr>
                   <w:b w:val="0"/>
                   <w:bCs w:val="0"/>
-                  <w:sz w:val="16"/>
-                  <w:szCs w:val="16"/>
+                  <w:sz w:val="18"/>
+                  <w:szCs w:val="18"/>
                   <w:lang w:val="uk-UA"/>
                 </w:rPr>
                 <w:alias w:val="CstVATType"/>
                 <w:tag w:val="CstVATType"/>
                 <w:id w:val="25303977"/>
                 <w:placeholder>
-                  <w:docPart w:val="CCE93C74728345C3ABF7D1D785DED199"/>
+                  <w:docPart w:val="C897F59842FD41AAA3A60E373A1B141E"/>
                 </w:placeholder>
                 <w:showingPlcHdr/>
                 <w15:appearance w15:val="tags"/>
                 <w:text/>
               </w:sdtPr>
+              <w:sdtEndPr/>
               <w:sdtContent>
                 <w:r>
                   <w:rPr>
@@ -9815,8 +10013,64 @@
             </w:pPr>
             <w:r>
               <w:rPr>
+                <w:sz w:val="18"/>
+                <w:szCs w:val="18"/>
+                <w:lang w:val="uk-UA"/>
+              </w:rPr>
+              <w:t>Індивідуальний податковий №</w:t>
+            </w:r>
+            <w:r>
+              <w:rPr>
                 <w:sz w:val="16"/>
                 <w:szCs w:val="16"/>
+                <w:lang w:val="uk-UA"/>
+              </w:rPr>
+              <w:t xml:space="preserve"> </w:t>
+            </w:r>
+            <w:sdt>
+              <w:sdtPr>
+                <w:rPr>
+                  <w:b w:val="0"/>
+                  <w:bCs w:val="0"/>
+                  <w:sz w:val="18"/>
+                  <w:szCs w:val="18"/>
+                  <w:lang w:val="uk-UA"/>
+                </w:rPr>
+                <w:alias w:val="CstVAT"/>
+                <w:tag w:val="CstVAT"/>
+                <w:id w:val="1483039334"/>
+                <w:placeholder>
+                  <w:docPart w:val="061922EF1D714C3FA7D84D255B1E9D86"/>
+                </w:placeholder>
+                <w:showingPlcHdr/>
+                <w15:appearance w15:val="tags"/>
+                <w:text/>
+              </w:sdtPr>
+              <w:sdtEndPr/>
+              <w:sdtContent>
+                <w:r>
+                  <w:rPr>
+                    <w:rStyle w:val="aff1"/>
+                  </w:rPr>
+                  <w:t>Место для ввода текста.</w:t>
+                </w:r>
+              </w:sdtContent>
+            </w:sdt>
+          </w:p>
+          <w:p>
+            <w:pPr>
+              <w:ind w:right="-108"/>
+              <w:rPr>
+                <w:b w:val="0"/>
+                <w:sz w:val="18"/>
+                <w:szCs w:val="18"/>
+                <w:lang w:val="uk-UA"/>
+              </w:rPr>
+            </w:pPr>
+            <w:r>
+              <w:rPr>
+                <w:sz w:val="18"/>
+                <w:szCs w:val="18"/>
                 <w:lang w:val="uk-UA"/>
               </w:rPr>
               <w:t>http://_________________________________</w:t>
@@ -9834,8 +10088,8 @@
             </w:pPr>
             <w:r>
               <w:rPr>
-                <w:sz w:val="16"/>
-                <w:szCs w:val="16"/>
+                <w:sz w:val="18"/>
+                <w:szCs w:val="18"/>
                 <w:lang w:val="uk-UA"/>
               </w:rPr>
               <w:t>E-</w:t>
@@ -9843,8 +10097,8 @@
             <w:proofErr w:type="spellStart"/>
             <w:r>
               <w:rPr>
-                <w:sz w:val="16"/>
-                <w:szCs w:val="16"/>
+                <w:sz w:val="18"/>
+                <w:szCs w:val="18"/>
                 <w:lang w:val="uk-UA"/>
               </w:rPr>
               <w:t>mail</w:t>
@@ -9852,11 +10106,19 @@
             <w:proofErr w:type="spellEnd"/>
             <w:r>
               <w:rPr>
+                <w:sz w:val="18"/>
+                <w:szCs w:val="18"/>
+                <w:lang w:val="uk-UA"/>
+              </w:rPr>
+              <w:t>:</w:t>
+            </w:r>
+            <w:r>
+              <w:rPr>
                 <w:sz w:val="16"/>
                 <w:szCs w:val="16"/>
                 <w:lang w:val="uk-UA"/>
               </w:rPr>
-              <w:t>: _______________________________</w:t>
+              <w:t xml:space="preserve"> _______________________________</w:t>
             </w:r>
           </w:p>
           <w:p>
@@ -9910,16 +10172,16 @@
               <w:tblLook w:val="04A0" w:firstRow="1" w:lastRow="0" w:firstColumn="1" w:lastColumn="0" w:noHBand="0" w:noVBand="1"/>
             </w:tblPr>
             <w:tblGrid>
-              <w:gridCol w:w="2045"/>
-              <w:gridCol w:w="3115"/>
+              <w:gridCol w:w="1812"/>
+              <w:gridCol w:w="2760"/>
             </w:tblGrid>
             <w:tr>
               <w:trPr>
-                <w:trHeight w:val="424"/>
+                <w:trHeight w:val="346"/>
               </w:trPr>
               <w:tc>
                 <w:tcPr>
-                  <w:tcW w:w="2045" w:type="dxa"/>
+                  <w:tcW w:w="1812" w:type="dxa"/>
                 </w:tcPr>
                 <w:p>
                   <w:pPr>
@@ -9943,7 +10205,7 @@
                       <w:sz w:val="18"/>
                       <w:szCs w:val="18"/>
                     </w:rPr>
-                    <w:t>______</w:t>
+                    <w:t>___</w:t>
                   </w:r>
                   <w:r>
                     <w:rPr>
@@ -9951,7 +10213,7 @@
                       <w:sz w:val="18"/>
                       <w:szCs w:val="18"/>
                     </w:rPr>
-                    <w:t xml:space="preserve">  </w:t>
+                    <w:t xml:space="preserve"> </w:t>
                   </w:r>
                 </w:p>
                 <w:p>
@@ -10021,14 +10283,14 @@
               </w:tc>
               <w:tc>
                 <w:tcPr>
-                  <w:tcW w:w="3115" w:type="dxa"/>
+                  <w:tcW w:w="2760" w:type="dxa"/>
                 </w:tcPr>
                 <w:p>
                   <w:pPr>
                     <w:rPr>
                       <w:color w:val="000000"/>
-                      <w:sz w:val="16"/>
-                      <w:szCs w:val="16"/>
+                      <w:sz w:val="18"/>
+                      <w:szCs w:val="18"/>
                     </w:rPr>
                   </w:pPr>
                   <w:r>
@@ -10050,12 +10312,11 @@
                   <w:sdt>
                     <w:sdtPr>
                       <w:rPr>
-                        <w:b w:val="0"/>
                         <w:sz w:val="18"/>
                         <w:szCs w:val="18"/>
                       </w:rPr>
-                      <w:alias w:val="CstPerson"/>
-                      <w:tag w:val="CstPerson"/>
+                      <w:alias w:val="CstPerson1"/>
+                      <w:tag w:val="CstPerson1"/>
                       <w:id w:val="433098122"/>
                       <w:placeholder>
                         <w:docPart w:val="03F70FB2FCBF4AF9A13EAF40D35BD026"/>
@@ -10064,6 +10325,7 @@
                       <w15:appearance w15:val="tags"/>
                       <w:text/>
                     </w:sdtPr>
+                    <w:sdtEndPr/>
                     <w:sdtContent>
                       <w:r>
                         <w:rPr>
@@ -10081,15 +10343,6 @@
                     </w:rPr>
                     <w:t xml:space="preserve"> /</w:t>
                   </w:r>
-                </w:p>
-                <w:p>
-                  <w:pPr>
-                    <w:rPr>
-                      <w:color w:val="000000"/>
-                      <w:sz w:val="18"/>
-                      <w:szCs w:val="18"/>
-                    </w:rPr>
-                  </w:pPr>
                 </w:p>
               </w:tc>
             </w:tr>
@@ -10413,8 +10666,8 @@
                 <w:rPr>
                   <w:rFonts w:eastAsia="Calibri"/>
                   <w:b w:val="0"/>
-                  <w:sz w:val="16"/>
-                  <w:szCs w:val="16"/>
+                  <w:sz w:val="18"/>
+                  <w:szCs w:val="18"/>
                   <w:lang w:val="uk-UA" w:eastAsia="en-US"/>
                 </w:rPr>
                 <w:alias w:val="CstContPerson"/>
@@ -10427,6 +10680,7 @@
                 <w15:appearance w15:val="tags"/>
                 <w:text/>
               </w:sdtPr>
+              <w:sdtEndPr/>
               <w:sdtContent>
                 <w:r>
                   <w:rPr>
@@ -10491,8 +10745,8 @@
                 <w:rPr>
                   <w:rFonts w:eastAsia="Calibri"/>
                   <w:b w:val="0"/>
-                  <w:sz w:val="16"/>
-                  <w:szCs w:val="16"/>
+                  <w:sz w:val="18"/>
+                  <w:szCs w:val="18"/>
                   <w:lang w:eastAsia="en-US"/>
                 </w:rPr>
                 <w:alias w:val="CstContPersonPhone"/>
@@ -10505,6 +10759,7 @@
                 <w15:appearance w15:val="tags"/>
                 <w:text/>
               </w:sdtPr>
+              <w:sdtEndPr/>
               <w:sdtContent>
                 <w:r>
                   <w:rPr>
@@ -10530,7 +10785,6 @@
           <w:bCs/>
           <w:sz w:val="23"/>
           <w:szCs w:val="23"/>
-          <w:lang w:val="uk-UA"/>
         </w:rPr>
       </w:pPr>
     </w:p>
@@ -16441,6 +16695,7 @@
     <w:lsdException w:name="HTML Sample" w:semiHidden="1" w:unhideWhenUsed="1"/>
     <w:lsdException w:name="HTML Typewriter" w:semiHidden="1" w:unhideWhenUsed="1"/>
     <w:lsdException w:name="HTML Variable" w:semiHidden="1" w:unhideWhenUsed="1"/>
+    <w:lsdException w:name="Normal Table" w:semiHidden="1" w:unhideWhenUsed="1"/>
     <w:lsdException w:name="annotation subject" w:semiHidden="1" w:uiPriority="0" w:unhideWhenUsed="1"/>
     <w:lsdException w:name="No List" w:semiHidden="1" w:uiPriority="0" w:unhideWhenUsed="1"/>
     <w:lsdException w:name="Outline List 1" w:semiHidden="1" w:unhideWhenUsed="1"/>
@@ -16484,8 +16739,10 @@
     <w:lsdException w:name="Table Elegant" w:semiHidden="1" w:unhideWhenUsed="1"/>
     <w:lsdException w:name="Table Professional" w:semiHidden="1" w:unhideWhenUsed="1"/>
     <w:lsdException w:name="Table Subtle 1" w:semiHidden="1" w:unhideWhenUsed="1"/>
+    <w:lsdException w:name="Table Subtle 2" w:semiHidden="1" w:unhideWhenUsed="1"/>
     <w:lsdException w:name="Table Web 1" w:semiHidden="1" w:unhideWhenUsed="1"/>
     <w:lsdException w:name="Table Web 2" w:semiHidden="1" w:unhideWhenUsed="1"/>
+    <w:lsdException w:name="Table Web 3" w:semiHidden="1" w:unhideWhenUsed="1"/>
     <w:lsdException w:name="Balloon Text" w:semiHidden="1" w:uiPriority="0" w:unhideWhenUsed="1"/>
     <w:lsdException w:name="Table Grid" w:uiPriority="59"/>
     <w:lsdException w:name="Table Theme" w:semiHidden="1" w:unhideWhenUsed="1"/>
@@ -17806,64 +18063,6 @@
     </w:docPart>
     <w:docPart>
       <w:docPartPr>
-        <w:name w:val="2F34A61621D7435B9032E09D9F7E08B7"/>
-        <w:category>
-          <w:name w:val="Общие"/>
-          <w:gallery w:val="placeholder"/>
-        </w:category>
-        <w:types>
-          <w:type w:val="bbPlcHdr"/>
-        </w:types>
-        <w:behaviors>
-          <w:behavior w:val="content"/>
-        </w:behaviors>
-        <w:guid w:val="{008D03C6-574A-43E2-914A-CC88F31CC894}"/>
-      </w:docPartPr>
-      <w:docPartBody>
-        <w:p>
-          <w:pPr>
-            <w:pStyle w:val="2F34A61621D7435B9032E09D9F7E08B7"/>
-          </w:pPr>
-          <w:r>
-            <w:rPr>
-              <w:rStyle w:val="a3"/>
-            </w:rPr>
-            <w:t>Место для ввода текста.</w:t>
-          </w:r>
-        </w:p>
-      </w:docPartBody>
-    </w:docPart>
-    <w:docPart>
-      <w:docPartPr>
-        <w:name w:val="F6BEA524F5A341EC89A5DE5B936BC5A6"/>
-        <w:category>
-          <w:name w:val="Общие"/>
-          <w:gallery w:val="placeholder"/>
-        </w:category>
-        <w:types>
-          <w:type w:val="bbPlcHdr"/>
-        </w:types>
-        <w:behaviors>
-          <w:behavior w:val="content"/>
-        </w:behaviors>
-        <w:guid w:val="{3EC8180D-AA08-4456-BF3D-727F4E5D97BE}"/>
-      </w:docPartPr>
-      <w:docPartBody>
-        <w:p>
-          <w:pPr>
-            <w:pStyle w:val="F6BEA524F5A341EC89A5DE5B936BC5A6"/>
-          </w:pPr>
-          <w:r>
-            <w:rPr>
-              <w:rStyle w:val="a3"/>
-            </w:rPr>
-            <w:t>Место для ввода текста.</w:t>
-          </w:r>
-        </w:p>
-      </w:docPartBody>
-    </w:docPart>
-    <w:docPart>
-      <w:docPartPr>
         <w:name w:val="061922EF1D714C3FA7D84D255B1E9D86"/>
         <w:category>
           <w:name w:val="Общие"/>
@@ -17885,36 +18084,6 @@
           <w:r>
             <w:rPr>
               <w:rStyle w:val="a3"/>
-            </w:rPr>
-            <w:t>Место для ввода текста.</w:t>
-          </w:r>
-        </w:p>
-      </w:docPartBody>
-    </w:docPart>
-    <w:docPart>
-      <w:docPartPr>
-        <w:name w:val="CCE93C74728345C3ABF7D1D785DED199"/>
-        <w:category>
-          <w:name w:val="Общие"/>
-          <w:gallery w:val="placeholder"/>
-        </w:category>
-        <w:types>
-          <w:type w:val="bbPlcHdr"/>
-        </w:types>
-        <w:behaviors>
-          <w:behavior w:val="content"/>
-        </w:behaviors>
-        <w:guid w:val="{AB3D2F32-021C-41C2-BF00-DEE259CE2F36}"/>
-      </w:docPartPr>
-      <w:docPartBody>
-        <w:p>
-          <w:pPr>
-            <w:pStyle w:val="CCE93C74728345C3ABF7D1D785DED199"/>
-          </w:pPr>
-          <w:r>
-            <w:rPr>
-              <w:rStyle w:val="a3"/>
-              <w:lang w:val="uk-UA"/>
             </w:rPr>
             <w:t>Место для ввода текста.</w:t>
           </w:r>
@@ -18343,6 +18512,66 @@
         </w:p>
       </w:docPartBody>
     </w:docPart>
+    <w:docPart>
+      <w:docPartPr>
+        <w:name w:val="927CE4C2885844A3AA85030814A7F81D"/>
+        <w:category>
+          <w:name w:val="Общие"/>
+          <w:gallery w:val="placeholder"/>
+        </w:category>
+        <w:types>
+          <w:type w:val="bbPlcHdr"/>
+        </w:types>
+        <w:behaviors>
+          <w:behavior w:val="content"/>
+        </w:behaviors>
+        <w:guid w:val="{BA75CDDA-FDD8-4F43-AC39-22ED2528F98E}"/>
+      </w:docPartPr>
+      <w:docPartBody>
+        <w:p>
+          <w:pPr>
+            <w:pStyle w:val="927CE4C2885844A3AA85030814A7F81D"/>
+          </w:pPr>
+          <w:r>
+            <w:rPr>
+              <w:rStyle w:val="a3"/>
+              <w:lang w:val="uk-UA"/>
+            </w:rPr>
+            <w:t>Место для ввода текста.</w:t>
+          </w:r>
+        </w:p>
+      </w:docPartBody>
+    </w:docPart>
+    <w:docPart>
+      <w:docPartPr>
+        <w:name w:val="C897F59842FD41AAA3A60E373A1B141E"/>
+        <w:category>
+          <w:name w:val="Общие"/>
+          <w:gallery w:val="placeholder"/>
+        </w:category>
+        <w:types>
+          <w:type w:val="bbPlcHdr"/>
+        </w:types>
+        <w:behaviors>
+          <w:behavior w:val="content"/>
+        </w:behaviors>
+        <w:guid w:val="{CAFC9198-FB7F-4BB8-9EDC-5B0C503E68B4}"/>
+      </w:docPartPr>
+      <w:docPartBody>
+        <w:p>
+          <w:pPr>
+            <w:pStyle w:val="C897F59842FD41AAA3A60E373A1B141E"/>
+          </w:pPr>
+          <w:r>
+            <w:rPr>
+              <w:rStyle w:val="a3"/>
+              <w:lang w:val="uk-UA"/>
+            </w:rPr>
+            <w:t>Место для ввода текста.</w:t>
+          </w:r>
+        </w:p>
+      </w:docPartBody>
+    </w:docPart>
   </w:docParts>
 </w:glossaryDocument>
 </file>
@@ -18469,7 +18698,11 @@
   <w:rsids>
     <w:rsidRoot w:val="000976E7"/>
     <w:rsid w:val="000976E7"/>
+    <w:rsid w:val="00346FEA"/>
     <w:rsid w:val="00362361"/>
+    <w:rsid w:val="00B87C7C"/>
+    <w:rsid w:val="00BF5CE6"/>
+    <w:rsid w:val="00C1768E"/>
   </w:rsids>
   <m:mathPr>
     <m:mathFont m:val="Cambria Math"/>
@@ -18922,7 +19155,7 @@
     <w:basedOn w:val="a0"/>
     <w:uiPriority w:val="99"/>
     <w:semiHidden/>
-    <w:rsid w:val="000976E7"/>
+    <w:rsid w:val="00C1768E"/>
     <w:rPr>
       <w:color w:val="808080"/>
     </w:rPr>
@@ -19046,6 +19279,14 @@
   <w:style w:type="paragraph" w:customStyle="1" w:styleId="0424B9835BB64E67A0759502C19954DC">
     <w:name w:val="0424B9835BB64E67A0759502C19954DC"/>
     <w:rsid w:val="000976E7"/>
+  </w:style>
+  <w:style w:type="paragraph" w:customStyle="1" w:styleId="927CE4C2885844A3AA85030814A7F81D">
+    <w:name w:val="927CE4C2885844A3AA85030814A7F81D"/>
+    <w:rsid w:val="00BF5CE6"/>
+  </w:style>
+  <w:style w:type="paragraph" w:customStyle="1" w:styleId="C897F59842FD41AAA3A60E373A1B141E">
+    <w:name w:val="C897F59842FD41AAA3A60E373A1B141E"/>
+    <w:rsid w:val="00C1768E"/>
   </w:style>
 </w:styles>
 </file>
@@ -19341,11 +19582,11 @@
 </file>
 
 <file path=customXml/item1.xml><?xml version="1.0" encoding="utf-8"?>
-<XMLData TextToDisplay="%USERNAME%">azozulia</XMLData>
+<XMLData TextToDisplay="RightsWATCHMark">16|lifecell-2Partners-Confidential|{00000000-0000-0000-0000-000000000000}</XMLData>
 </file>
 
 <file path=customXml/item2.xml><?xml version="1.0" encoding="utf-8"?>
-<XMLData TextToDisplay="%HOSTNAME%">HORNOTE-571S-2.astelit.ukr</XMLData>
+<XMLData TextToDisplay="%EMAILADDRESS%">Alyona.Zozulia@lifecell.com.ua</XMLData>
 </file>
 
 <file path=customXml/item3.xml><?xml version="1.0" encoding="utf-8"?>
@@ -19353,11 +19594,11 @@
 </file>
 
 <file path=customXml/item4.xml><?xml version="1.0" encoding="utf-8"?>
-<XMLData TextToDisplay="%EMAILADDRESS%">Alyona.Zozulia@lifecell.com.ua</XMLData>
+<XMLData TextToDisplay="%HOSTNAME%">HORNOTE-571S-2.astelit.ukr</XMLData>
 </file>
 
 <file path=customXml/item5.xml><?xml version="1.0" encoding="utf-8"?>
-<XMLData TextToDisplay="RightsWATCHMark">16|lifecell-2Partners-Confidential|{00000000-0000-0000-0000-000000000000}</XMLData>
+<XMLData TextToDisplay="%USERNAME%">azozulia</XMLData>
 </file>
 
 <file path=customXml/item6.xml><?xml version="1.0" encoding="utf-8"?>
@@ -19369,13 +19610,13 @@
 </file>
 
 <file path=customXml/itemProps1.xml><?xml version="1.0" encoding="utf-8"?>
-<ds:datastoreItem xmlns:ds="http://schemas.openxmlformats.org/officeDocument/2006/customXml" ds:itemID="{B0C08F1B-B40E-46C9-812C-5F61E45ABBDE}">
+<ds:datastoreItem xmlns:ds="http://schemas.openxmlformats.org/officeDocument/2006/customXml" ds:itemID="{F1B6C3FD-E870-4BCD-B640-DE6B29683EB4}">
   <ds:schemaRefs/>
 </ds:datastoreItem>
 </file>
 
 <file path=customXml/itemProps2.xml><?xml version="1.0" encoding="utf-8"?>
-<ds:datastoreItem xmlns:ds="http://schemas.openxmlformats.org/officeDocument/2006/customXml" ds:itemID="{E332836F-9A56-4EFB-A696-05AE600C332E}">
+<ds:datastoreItem xmlns:ds="http://schemas.openxmlformats.org/officeDocument/2006/customXml" ds:itemID="{9DA45701-8DA2-4A79-8B01-DAEE863428CF}">
   <ds:schemaRefs/>
 </ds:datastoreItem>
 </file>
@@ -19387,13 +19628,13 @@
 </file>
 
 <file path=customXml/itemProps4.xml><?xml version="1.0" encoding="utf-8"?>
-<ds:datastoreItem xmlns:ds="http://schemas.openxmlformats.org/officeDocument/2006/customXml" ds:itemID="{9DA45701-8DA2-4A79-8B01-DAEE863428CF}">
+<ds:datastoreItem xmlns:ds="http://schemas.openxmlformats.org/officeDocument/2006/customXml" ds:itemID="{E332836F-9A56-4EFB-A696-05AE600C332E}">
   <ds:schemaRefs/>
 </ds:datastoreItem>
 </file>
 
 <file path=customXml/itemProps5.xml><?xml version="1.0" encoding="utf-8"?>
-<ds:datastoreItem xmlns:ds="http://schemas.openxmlformats.org/officeDocument/2006/customXml" ds:itemID="{F1B6C3FD-E870-4BCD-B640-DE6B29683EB4}">
+<ds:datastoreItem xmlns:ds="http://schemas.openxmlformats.org/officeDocument/2006/customXml" ds:itemID="{B0C08F1B-B40E-46C9-812C-5F61E45ABBDE}">
   <ds:schemaRefs/>
 </ds:datastoreItem>
 </file>
@@ -19405,7 +19646,7 @@
 </file>
 
 <file path=customXml/itemProps7.xml><?xml version="1.0" encoding="utf-8"?>
-<ds:datastoreItem xmlns:ds="http://schemas.openxmlformats.org/officeDocument/2006/customXml" ds:itemID="{EEE40A52-9CA3-4F83-9D6A-5770AFF95A48}">
+<ds:datastoreItem xmlns:ds="http://schemas.openxmlformats.org/officeDocument/2006/customXml" ds:itemID="{D33130F0-2D42-40F6-88E7-5430ED2AD2C5}">
   <ds:schemaRefs>
     <ds:schemaRef ds:uri="http://schemas.openxmlformats.org/officeDocument/2006/bibliography"/>
   </ds:schemaRefs>
